--- a/print/favours.docx
+++ b/print/favours.docx
@@ -136,9 +136,8 @@
     </w:p>
     <w:sectPr>
       <w:headerReference w:type="default" r:id="rId9"/>
-      <w:footerReference w:type="default" r:id="rId10"/>
       <w:pgSz w:w="11906" w:h="16838"/>
-      <w:pgMar w:top="1587" w:right="1587" w:bottom="1587" w:left="1587" w:header="510" w:footer="510" w:gutter="0"/>
+      <w:pgMar w:top="1814" w:right="1814" w:bottom="1814" w:left="1814" w:header="510" w:footer="510" w:gutter="0"/>
       <w:cols w:space="720"/>
       <w:docGrid w:linePitch="360"/>
       <w:vAlign w:val="center"/>
@@ -147,26 +146,33 @@
 </w:document>
 </file>
 
-<file path=word/footer1.xml><?xml version="1.0" encoding="utf-8"?>
-<w:ftr xmlns:m="http://schemas.openxmlformats.org/officeDocument/2006/math" xmlns:mc="http://schemas.openxmlformats.org/markup-compatibility/2006" xmlns:mo="http://schemas.microsoft.com/office/mac/office/2008/main" xmlns:mv="urn:schemas-microsoft-com:mac:vml" xmlns:o="urn:schemas-microsoft-com:office:office" xmlns:r="http://schemas.openxmlformats.org/officeDocument/2006/relationships" xmlns:v="urn:schemas-microsoft-com:vml" xmlns:w10="urn:schemas-microsoft-com:office:word" xmlns:w14="http://schemas.microsoft.com/office/word/2010/wordml" xmlns:w="http://schemas.openxmlformats.org/wordprocessingml/2006/main" xmlns:wne="http://schemas.microsoft.com/office/word/2006/wordml" xmlns:wp14="http://schemas.microsoft.com/office/word/2010/wordprocessingDrawing" xmlns:wp="http://schemas.openxmlformats.org/drawingml/2006/wordprocessingDrawing" xmlns:wpc="http://schemas.microsoft.com/office/word/2010/wordprocessingCanvas" xmlns:wpg="http://schemas.microsoft.com/office/word/2010/wordprocessingGroup" xmlns:wpi="http://schemas.microsoft.com/office/word/2010/wordprocessingInk" xmlns:wps="http://schemas.microsoft.com/office/word/2010/wordprocessingShape" mc:Ignorable="w14 wp14">
+<file path=word/header1.xml><?xml version="1.0" encoding="utf-8"?>
+<w:hdr xmlns:m="http://schemas.openxmlformats.org/officeDocument/2006/math" xmlns:mc="http://schemas.openxmlformats.org/markup-compatibility/2006" xmlns:mo="http://schemas.microsoft.com/office/mac/office/2008/main" xmlns:mv="urn:schemas-microsoft-com:mac:vml" xmlns:o="urn:schemas-microsoft-com:office:office" xmlns:r="http://schemas.openxmlformats.org/officeDocument/2006/relationships" xmlns:v="urn:schemas-microsoft-com:vml" xmlns:w10="urn:schemas-microsoft-com:office:word" xmlns:w14="http://schemas.microsoft.com/office/word/2010/wordml" xmlns:w="http://schemas.openxmlformats.org/wordprocessingml/2006/main" xmlns:wne="http://schemas.microsoft.com/office/word/2006/wordml" xmlns:wp14="http://schemas.microsoft.com/office/word/2010/wordprocessingDrawing" xmlns:wp="http://schemas.openxmlformats.org/drawingml/2006/wordprocessingDrawing" xmlns:wpc="http://schemas.microsoft.com/office/word/2010/wordprocessingCanvas" xmlns:wpg="http://schemas.microsoft.com/office/word/2010/wordprocessingGroup" xmlns:wpi="http://schemas.microsoft.com/office/word/2010/wordprocessingInk" xmlns:wps="http://schemas.microsoft.com/office/word/2010/wordprocessingShape" mc:Ignorable="w14 wp14">
   <w:p>
     <w:pPr>
-      <w:pStyle w:val="Footer"/>
-      <w:tabs>
-        <w:tab w:pos="8732" w:val="right"/>
-      </w:tabs>
-      <w:spacing w:before="0" w:after="0"/>
+      <w:pStyle w:val="Header"/>
+      <w:spacing w:before="0" w:after="0" w:line="20" w:lineRule="exact"/>
       <w:jc w:val="left"/>
     </w:pPr>
     <w:r>
+      <w:rPr>
+        <w:sz w:val="2"/>
+      </w:rPr>
       <w:drawing>
-        <wp:inline xmlns:a="http://schemas.openxmlformats.org/drawingml/2006/main" xmlns:pic="http://schemas.openxmlformats.org/drawingml/2006/picture">
-          <wp:extent cx="640080" cy="640080"/>
-          <wp:docPr id="1" name="Picture 1"/>
-          <wp:cNvGraphicFramePr>
-            <a:graphicFrameLocks noChangeAspect="1"/>
-          </wp:cNvGraphicFramePr>
-          <a:graphic>
+        <wp:anchor distT="0" distB="0" distL="0" distR="0" simplePos="0" relativeHeight="0" behindDoc="1" locked="0" layoutInCell="1" allowOverlap="1">
+          <wp:simplePos x="0" y="0"/>
+          <wp:positionH relativeFrom="page">
+            <wp:posOffset>0</wp:posOffset>
+          </wp:positionH>
+          <wp:positionV relativeFrom="page">
+            <wp:posOffset>0</wp:posOffset>
+          </wp:positionV>
+          <wp:extent cx="7560310" cy="10692130"/>
+          <wp:effectExtent l="0" t="0" r="0" b="0"/>
+          <wp:wrapNone/>
+          <wp:docPr id="31" name="Trim 31"/>
+          <wp:cNvGraphicFramePr/>
+          <a:graphic xmlns:a="http://schemas.openxmlformats.org/drawingml/2006/main" xmlns:pic="http://schemas.openxmlformats.org/drawingml/2006/picture">
             <a:graphicData uri="http://schemas.openxmlformats.org/drawingml/2006/picture">
               <pic:pic>
                 <pic:nvPicPr>
@@ -182,137 +188,14 @@
                 <pic:spPr>
                   <a:xfrm>
                     <a:off x="0" y="0"/>
-                    <a:ext cx="640080" cy="640080"/>
+                    <a:ext cx="7560310" cy="10692130"/>
                   </a:xfrm>
                   <a:prstGeom prst="rect"/>
                 </pic:spPr>
               </pic:pic>
             </a:graphicData>
           </a:graphic>
-        </wp:inline>
-      </w:drawing>
-    </w:r>
-    <w:r>
-      <w:tab/>
-    </w:r>
-    <w:r>
-      <w:drawing>
-        <wp:inline xmlns:a="http://schemas.openxmlformats.org/drawingml/2006/main" xmlns:pic="http://schemas.openxmlformats.org/drawingml/2006/picture">
-          <wp:extent cx="640080" cy="640080"/>
-          <wp:docPr id="2" name="Picture 2"/>
-          <wp:cNvGraphicFramePr>
-            <a:graphicFrameLocks noChangeAspect="1"/>
-          </wp:cNvGraphicFramePr>
-          <a:graphic>
-            <a:graphicData uri="http://schemas.openxmlformats.org/drawingml/2006/picture">
-              <pic:pic>
-                <pic:nvPicPr>
-                  <pic:cNvPr id="0" name="image.png"/>
-                  <pic:cNvPicPr/>
-                </pic:nvPicPr>
-                <pic:blipFill>
-                  <a:blip r:embed="rId2"/>
-                  <a:stretch>
-                    <a:fillRect/>
-                  </a:stretch>
-                </pic:blipFill>
-                <pic:spPr>
-                  <a:xfrm>
-                    <a:off x="0" y="0"/>
-                    <a:ext cx="640080" cy="640080"/>
-                  </a:xfrm>
-                  <a:prstGeom prst="rect"/>
-                </pic:spPr>
-              </pic:pic>
-            </a:graphicData>
-          </a:graphic>
-        </wp:inline>
-      </w:drawing>
-    </w:r>
-  </w:p>
-</w:ftr>
-</file>
-
-<file path=word/header1.xml><?xml version="1.0" encoding="utf-8"?>
-<w:hdr xmlns:m="http://schemas.openxmlformats.org/officeDocument/2006/math" xmlns:mc="http://schemas.openxmlformats.org/markup-compatibility/2006" xmlns:mo="http://schemas.microsoft.com/office/mac/office/2008/main" xmlns:mv="urn:schemas-microsoft-com:mac:vml" xmlns:o="urn:schemas-microsoft-com:office:office" xmlns:r="http://schemas.openxmlformats.org/officeDocument/2006/relationships" xmlns:v="urn:schemas-microsoft-com:vml" xmlns:w10="urn:schemas-microsoft-com:office:word" xmlns:w14="http://schemas.microsoft.com/office/word/2010/wordml" xmlns:w="http://schemas.openxmlformats.org/wordprocessingml/2006/main" xmlns:wne="http://schemas.microsoft.com/office/word/2006/wordml" xmlns:wp14="http://schemas.microsoft.com/office/word/2010/wordprocessingDrawing" xmlns:wp="http://schemas.openxmlformats.org/drawingml/2006/wordprocessingDrawing" xmlns:wpc="http://schemas.microsoft.com/office/word/2010/wordprocessingCanvas" xmlns:wpg="http://schemas.microsoft.com/office/word/2010/wordprocessingGroup" xmlns:wpi="http://schemas.microsoft.com/office/word/2010/wordprocessingInk" xmlns:wps="http://schemas.microsoft.com/office/word/2010/wordprocessingShape" mc:Ignorable="w14 wp14">
-  <w:p>
-    <w:pPr>
-      <w:pStyle w:val="Header"/>
-      <w:tabs>
-        <w:tab w:pos="8732" w:val="right"/>
-      </w:tabs>
-      <w:spacing w:before="0" w:after="0"/>
-      <w:jc w:val="left"/>
-    </w:pPr>
-    <w:r>
-      <w:drawing>
-        <wp:inline xmlns:a="http://schemas.openxmlformats.org/drawingml/2006/main" xmlns:pic="http://schemas.openxmlformats.org/drawingml/2006/picture">
-          <wp:extent cx="640080" cy="640080"/>
-          <wp:docPr id="1" name="Picture 1"/>
-          <wp:cNvGraphicFramePr>
-            <a:graphicFrameLocks noChangeAspect="1"/>
-          </wp:cNvGraphicFramePr>
-          <a:graphic>
-            <a:graphicData uri="http://schemas.openxmlformats.org/drawingml/2006/picture">
-              <pic:pic>
-                <pic:nvPicPr>
-                  <pic:cNvPr id="0" name="image.png"/>
-                  <pic:cNvPicPr/>
-                </pic:nvPicPr>
-                <pic:blipFill>
-                  <a:blip r:embed="rId1"/>
-                  <a:stretch>
-                    <a:fillRect/>
-                  </a:stretch>
-                </pic:blipFill>
-                <pic:spPr>
-                  <a:xfrm>
-                    <a:off x="0" y="0"/>
-                    <a:ext cx="640080" cy="640080"/>
-                  </a:xfrm>
-                  <a:prstGeom prst="rect"/>
-                </pic:spPr>
-              </pic:pic>
-            </a:graphicData>
-          </a:graphic>
-        </wp:inline>
-      </w:drawing>
-    </w:r>
-    <w:r>
-      <w:tab/>
-    </w:r>
-    <w:r>
-      <w:drawing>
-        <wp:inline xmlns:a="http://schemas.openxmlformats.org/drawingml/2006/main" xmlns:pic="http://schemas.openxmlformats.org/drawingml/2006/picture">
-          <wp:extent cx="640080" cy="640080"/>
-          <wp:docPr id="2" name="Picture 2"/>
-          <wp:cNvGraphicFramePr>
-            <a:graphicFrameLocks noChangeAspect="1"/>
-          </wp:cNvGraphicFramePr>
-          <a:graphic>
-            <a:graphicData uri="http://schemas.openxmlformats.org/drawingml/2006/picture">
-              <pic:pic>
-                <pic:nvPicPr>
-                  <pic:cNvPr id="0" name="image.png"/>
-                  <pic:cNvPicPr/>
-                </pic:nvPicPr>
-                <pic:blipFill>
-                  <a:blip r:embed="rId2"/>
-                  <a:stretch>
-                    <a:fillRect/>
-                  </a:stretch>
-                </pic:blipFill>
-                <pic:spPr>
-                  <a:xfrm>
-                    <a:off x="0" y="0"/>
-                    <a:ext cx="640080" cy="640080"/>
-                  </a:xfrm>
-                  <a:prstGeom prst="rect"/>
-                </pic:spPr>
-              </pic:pic>
-            </a:graphicData>
-          </a:graphic>
-        </wp:inline>
+        </wp:anchor>
       </w:drawing>
     </w:r>
   </w:p>

--- a/print/favours.docx
+++ b/print/favours.docx
@@ -137,7 +137,7 @@
     <w:sectPr>
       <w:headerReference w:type="default" r:id="rId9"/>
       <w:pgSz w:w="11906" w:h="16838"/>
-      <w:pgMar w:top="1814" w:right="1814" w:bottom="1814" w:left="1814" w:header="510" w:footer="510" w:gutter="0"/>
+      <w:pgMar w:top="1928" w:right="1928" w:bottom="1928" w:left="1928" w:header="510" w:footer="510" w:gutter="0"/>
       <w:cols w:space="720"/>
       <w:docGrid w:linePitch="360"/>
       <w:vAlign w:val="center"/>

--- a/print/favours.docx
+++ b/print/favours.docx
@@ -4,7 +4,7 @@
   <w:body>
     <w:p>
       <w:pPr>
-        <w:spacing w:before="0" w:after="200"/>
+        <w:spacing w:before="0" w:after="160"/>
         <w:jc w:val="center"/>
       </w:pPr>
       <w:r>
@@ -13,8 +13,8 @@
           <w:b w:val="0"/>
           <w:i w:val="0"/>
           <w:color w:val="2C5D63"/>
-          <w:sz w:val="20"/>
-          <w:spacing w:val="60"/>
+          <w:sz w:val="18"/>
+          <w:spacing w:val="52"/>
           <w:caps w:val="1"/>
         </w:rPr>
         <w:t>With our thanks</w:t>
@@ -31,9 +31,9 @@
           <w:b/>
           <w:i w:val="0"/>
           <w:color w:val="222D2A"/>
-          <w:sz w:val="68"/>
+          <w:sz w:val="44"/>
         </w:rPr>
-        <w:t>A Little Something</w:t>
+        <w:t>A Little Something to remember the day</w:t>
       </w:r>
     </w:p>
     <w:p>
@@ -55,7 +55,7 @@
     </w:p>
     <w:p>
       <w:pPr>
-        <w:spacing w:before="0" w:after="200"/>
+        <w:spacing w:before="0" w:after="240"/>
         <w:jc w:val="center"/>
       </w:pPr>
       <w:r>
@@ -64,41 +64,9 @@
           <w:b w:val="0"/>
           <w:i w:val="0"/>
           <w:color w:val="222D2A"/>
-          <w:sz w:val="30"/>
+          <w:sz w:val="28"/>
         </w:rPr>
-        <w:t>Thank you for being here today. Having you with us is the part we'll remember.</w:t>
-      </w:r>
-    </w:p>
-    <w:p>
-      <w:pPr>
-        <w:spacing w:before="0" w:after="200"/>
-        <w:jc w:val="center"/>
-      </w:pPr>
-      <w:r>
-        <w:rPr>
-          <w:rFonts w:ascii="Garamond" w:hAnsi="Garamond" w:cs="Garamond" w:eastAsia="Garamond"/>
-          <w:b w:val="0"/>
-          <w:i w:val="0"/>
-          <w:color w:val="222D2A"/>
-          <w:sz w:val="30"/>
-        </w:rPr>
-        <w:t>Please take a cork from the jar on your way — each one is stamped with today's date.</w:t>
-      </w:r>
-    </w:p>
-    <w:p>
-      <w:pPr>
-        <w:spacing w:before="0" w:after="280"/>
-        <w:jc w:val="center"/>
-      </w:pPr>
-      <w:r>
-        <w:rPr>
-          <w:rFonts w:ascii="Garamond" w:hAnsi="Garamond" w:cs="Garamond" w:eastAsia="Garamond"/>
-          <w:b w:val="0"/>
-          <w:i/>
-          <w:color w:val="222D2A"/>
-          <w:sz w:val="30"/>
-        </w:rPr>
-        <w:t>A small thing, from a day of rather a lot of them. Keep it somewhere you'll come across it by accident, and think of us.</w:t>
+        <w:t>Please take one or two home!</w:t>
       </w:r>
     </w:p>
     <w:p>
@@ -129,15 +97,15 @@
           <w:b w:val="0"/>
           <w:i w:val="0"/>
           <w:color w:val="883A2D"/>
-          <w:sz w:val="24"/>
+          <w:sz w:val="22"/>
         </w:rPr>
-        <w:t>Becki &amp; Jase  ·  29 August 2026</w:t>
+        <w:t>Becki &amp; Jase  ·  29th of August 2026</w:t>
       </w:r>
     </w:p>
     <w:sectPr>
       <w:headerReference w:type="default" r:id="rId9"/>
-      <w:pgSz w:w="11906" w:h="16838"/>
-      <w:pgMar w:top="1928" w:right="1928" w:bottom="1928" w:left="1928" w:header="510" w:footer="510" w:gutter="0"/>
+      <w:pgSz w:w="8391" w:h="11906"/>
+      <w:pgMar w:top="1701" w:right="1474" w:bottom="1701" w:left="1474" w:header="510" w:footer="510" w:gutter="0"/>
       <w:cols w:space="720"/>
       <w:docGrid w:linePitch="360"/>
       <w:vAlign w:val="center"/>
@@ -167,7 +135,7 @@
           <wp:positionV relativeFrom="page">
             <wp:posOffset>0</wp:posOffset>
           </wp:positionV>
-          <wp:extent cx="7560310" cy="10692130"/>
+          <wp:extent cx="5328285" cy="7560310"/>
           <wp:effectExtent l="0" t="0" r="0" b="0"/>
           <wp:wrapNone/>
           <wp:docPr id="31" name="Trim 31"/>
@@ -188,7 +156,7 @@
                 <pic:spPr>
                   <a:xfrm>
                     <a:off x="0" y="0"/>
-                    <a:ext cx="7560310" cy="10692130"/>
+                    <a:ext cx="5328285" cy="7560310"/>
                   </a:xfrm>
                   <a:prstGeom prst="rect"/>
                 </pic:spPr>

--- a/print/favours.docx
+++ b/print/favours.docx
@@ -4,7 +4,7 @@
   <w:body>
     <w:p>
       <w:pPr>
-        <w:spacing w:before="0" w:after="160"/>
+        <w:spacing w:before="0" w:after="140"/>
         <w:jc w:val="center"/>
       </w:pPr>
       <w:r>
@@ -13,8 +13,8 @@
           <w:b w:val="0"/>
           <w:i w:val="0"/>
           <w:color w:val="2C5D63"/>
-          <w:sz w:val="18"/>
-          <w:spacing w:val="52"/>
+          <w:sz w:val="16"/>
+          <w:spacing w:val="48"/>
           <w:caps w:val="1"/>
         </w:rPr>
         <w:t>With our thanks</w:t>
@@ -22,7 +22,7 @@
     </w:p>
     <w:p>
       <w:pPr>
-        <w:spacing w:before="0" w:after="120"/>
+        <w:spacing w:before="0" w:after="100"/>
         <w:jc w:val="center"/>
       </w:pPr>
       <w:r>
@@ -31,7 +31,7 @@
           <w:b/>
           <w:i w:val="0"/>
           <w:color w:val="222D2A"/>
-          <w:sz w:val="44"/>
+          <w:sz w:val="38"/>
         </w:rPr>
         <w:t>A Little Something to remember the day</w:t>
       </w:r>
@@ -55,7 +55,7 @@
     </w:p>
     <w:p>
       <w:pPr>
-        <w:spacing w:before="0" w:after="240"/>
+        <w:spacing w:before="0" w:after="200"/>
         <w:jc w:val="center"/>
       </w:pPr>
       <w:r>
@@ -64,7 +64,7 @@
           <w:b w:val="0"/>
           <w:i w:val="0"/>
           <w:color w:val="222D2A"/>
-          <w:sz w:val="28"/>
+          <w:sz w:val="25"/>
         </w:rPr>
         <w:t>Please take one or two home!</w:t>
       </w:r>
@@ -97,7 +97,7 @@
           <w:b w:val="0"/>
           <w:i w:val="0"/>
           <w:color w:val="883A2D"/>
-          <w:sz w:val="22"/>
+          <w:sz w:val="20"/>
         </w:rPr>
         <w:t>Becki &amp; Jase  ·  29th of August 2026</w:t>
       </w:r>
@@ -105,7 +105,7 @@
     <w:sectPr>
       <w:headerReference w:type="default" r:id="rId9"/>
       <w:pgSz w:w="8391" w:h="11906"/>
-      <w:pgMar w:top="1701" w:right="1474" w:bottom="1701" w:left="1474" w:header="510" w:footer="510" w:gutter="0"/>
+      <w:pgMar w:top="1984" w:right="1361" w:bottom="1984" w:left="1361" w:header="510" w:footer="510" w:gutter="0"/>
       <w:cols w:space="720"/>
       <w:docGrid w:linePitch="360"/>
       <w:vAlign w:val="center"/>
@@ -130,12 +130,12 @@
         <wp:anchor distT="0" distB="0" distL="0" distR="0" simplePos="0" relativeHeight="0" behindDoc="1" locked="0" layoutInCell="1" allowOverlap="1">
           <wp:simplePos x="0" y="0"/>
           <wp:positionH relativeFrom="page">
-            <wp:posOffset>0</wp:posOffset>
+            <wp:posOffset>324142</wp:posOffset>
           </wp:positionH>
           <wp:positionV relativeFrom="page">
-            <wp:posOffset>0</wp:posOffset>
+            <wp:posOffset>540155</wp:posOffset>
           </wp:positionV>
-          <wp:extent cx="5328285" cy="7560310"/>
+          <wp:extent cx="4680000" cy="6480000"/>
           <wp:effectExtent l="0" t="0" r="0" b="0"/>
           <wp:wrapNone/>
           <wp:docPr id="31" name="Trim 31"/>
@@ -156,7 +156,7 @@
                 <pic:spPr>
                   <a:xfrm>
                     <a:off x="0" y="0"/>
-                    <a:ext cx="5328285" cy="7560310"/>
+                    <a:ext cx="4680000" cy="6480000"/>
                   </a:xfrm>
                   <a:prstGeom prst="rect"/>
                 </pic:spPr>

--- a/print/favours.docx
+++ b/print/favours.docx
@@ -130,12 +130,12 @@
         <wp:anchor distT="0" distB="0" distL="0" distR="0" simplePos="0" relativeHeight="0" behindDoc="1" locked="0" layoutInCell="1" allowOverlap="1">
           <wp:simplePos x="0" y="0"/>
           <wp:positionH relativeFrom="page">
-            <wp:posOffset>324142</wp:posOffset>
+            <wp:posOffset>180142</wp:posOffset>
           </wp:positionH>
           <wp:positionV relativeFrom="page">
-            <wp:posOffset>540155</wp:posOffset>
+            <wp:posOffset>396155</wp:posOffset>
           </wp:positionV>
-          <wp:extent cx="4680000" cy="6480000"/>
+          <wp:extent cx="4968000" cy="6768000"/>
           <wp:effectExtent l="0" t="0" r="0" b="0"/>
           <wp:wrapNone/>
           <wp:docPr id="31" name="Trim 31"/>
@@ -156,7 +156,7 @@
                 <pic:spPr>
                   <a:xfrm>
                     <a:off x="0" y="0"/>
-                    <a:ext cx="4680000" cy="6480000"/>
+                    <a:ext cx="4968000" cy="6768000"/>
                   </a:xfrm>
                   <a:prstGeom prst="rect"/>
                 </pic:spPr>

--- a/print/favours.docx
+++ b/print/favours.docx
@@ -4,111 +4,323 @@
   <w:body>
     <w:p>
       <w:pPr>
-        <w:spacing w:before="0" w:after="140"/>
-        <w:jc w:val="center"/>
+        <w:spacing w:before="0" w:after="0" w:line="20" w:lineRule="exact"/>
+      </w:pPr>
+    </w:p>
+    <w:p>
+      <w:pPr>
+        <w:spacing w:before="0" w:after="0" w:line="20" w:lineRule="exact"/>
       </w:pPr>
       <w:r>
         <w:rPr>
-          <w:rFonts w:ascii="Georgia" w:hAnsi="Georgia" w:cs="Georgia" w:eastAsia="Georgia"/>
-          <w:b w:val="0"/>
-          <w:i w:val="0"/>
-          <w:color w:val="2C5D63"/>
-          <w:sz w:val="16"/>
-          <w:spacing w:val="48"/>
-          <w:caps w:val="1"/>
+          <w:sz w:val="2"/>
+          <w:noProof/>
         </w:rPr>
-        <w:t>With our thanks</w:t>
+        <w:drawing>
+          <wp:anchor distT="0" distB="0" distL="0" distR="0" simplePos="0" relativeHeight="11" behindDoc="0" locked="0" layoutInCell="0" allowOverlap="1">
+            <wp:simplePos x="0" y="0"/>
+            <wp:positionH relativeFrom="page">
+              <wp:posOffset>6219097</wp:posOffset>
+            </wp:positionH>
+            <wp:positionV relativeFrom="page">
+              <wp:posOffset>1188155</wp:posOffset>
+            </wp:positionV>
+            <wp:extent cx="3600000" cy="5184000"/>
+            <wp:effectExtent l="0" t="0" r="0" b="0"/>
+            <wp:wrapNone/>
+            <wp:docPr id="132" name="Card 132"/>
+            <wp:cNvGraphicFramePr/>
+            <a:graphic xmlns:a="http://schemas.openxmlformats.org/drawingml/2006/main">
+              <a:graphicData uri="http://schemas.microsoft.com/office/word/2010/wordprocessingShape">
+                <wps:wsp>
+                  <wps:cNvSpPr txBox="1"/>
+                  <wps:spPr>
+                    <a:xfrm>
+                      <a:off x="0" y="0"/>
+                      <a:ext cx="3600000" cy="5184000"/>
+                    </a:xfrm>
+                    <a:prstGeom prst="rect">
+                      <a:avLst/>
+                    </a:prstGeom>
+                    <a:noFill/>
+                    <a:ln>
+                      <a:noFill/>
+                    </a:ln>
+                  </wps:spPr>
+                  <wps:txbx>
+                    <w:txbxContent>
+                      <w:p>
+                        <w:pPr>
+                          <w:spacing w:before="0" w:after="160"/>
+                          <w:jc w:val="center"/>
+                        </w:pPr>
+                        <w:r>
+                          <w:rPr>
+                            <w:rFonts w:ascii="Georgia" w:hAnsi="Georgia" w:cs="Georgia" w:eastAsia="Georgia"/>
+                            <w:b w:val="0"/>
+                            <w:i w:val="0"/>
+                            <w:color w:val="2C5D63"/>
+                            <w:sz w:val="20"/>
+                            <w:spacing w:val="52"/>
+                            <w:caps w:val="1"/>
+                          </w:rPr>
+                          <w:t>With our thanks</w:t>
+                        </w:r>
+                      </w:p>
+                      <w:p>
+                        <w:pPr>
+                          <w:spacing w:before="0" w:after="120"/>
+                          <w:jc w:val="center"/>
+                        </w:pPr>
+                        <w:r>
+                          <w:rPr>
+                            <w:rFonts w:ascii="Georgia" w:hAnsi="Georgia" w:cs="Georgia" w:eastAsia="Georgia"/>
+                            <w:b/>
+                            <w:i w:val="0"/>
+                            <w:color w:val="222D2A"/>
+                            <w:sz w:val="68"/>
+                          </w:rPr>
+                          <w:t>A Little Something to remember the day</w:t>
+                        </w:r>
+                      </w:p>
+                      <w:p>
+                        <w:pPr>
+                          <w:spacing w:before="80" w:after="200"/>
+                          <w:jc w:val="center"/>
+                        </w:pPr>
+                        <w:r>
+                          <w:rPr>
+                            <w:rFonts w:ascii="Georgia" w:hAnsi="Georgia" w:cs="Georgia" w:eastAsia="Georgia"/>
+                            <w:b w:val="0"/>
+                            <w:i w:val="0"/>
+                            <w:color w:val="2C5D63"/>
+                            <w:sz w:val="24"/>
+                            <w:spacing w:val="60"/>
+                          </w:rPr>
+                          <w:t>· · ·</w:t>
+                        </w:r>
+                      </w:p>
+                      <w:p>
+                        <w:pPr>
+                          <w:spacing w:before="0" w:after="240"/>
+                          <w:jc w:val="center"/>
+                        </w:pPr>
+                        <w:r>
+                          <w:rPr>
+                            <w:rFonts w:ascii="Garamond" w:hAnsi="Garamond" w:cs="Garamond" w:eastAsia="Garamond"/>
+                            <w:b w:val="0"/>
+                            <w:i w:val="0"/>
+                            <w:color w:val="222D2A"/>
+                            <w:sz w:val="30"/>
+                          </w:rPr>
+                          <w:t>Please take one or two home!</w:t>
+                        </w:r>
+                      </w:p>
+                      <w:p>
+                        <w:pPr>
+                          <w:spacing w:before="80" w:after="200"/>
+                          <w:jc w:val="center"/>
+                        </w:pPr>
+                        <w:r>
+                          <w:rPr>
+                            <w:rFonts w:ascii="Georgia" w:hAnsi="Georgia" w:cs="Georgia" w:eastAsia="Georgia"/>
+                            <w:b w:val="0"/>
+                            <w:i w:val="0"/>
+                            <w:color w:val="2C5D63"/>
+                            <w:sz w:val="24"/>
+                            <w:spacing w:val="60"/>
+                          </w:rPr>
+                          <w:t>· · ·</w:t>
+                        </w:r>
+                      </w:p>
+                      <w:p>
+                        <w:pPr>
+                          <w:spacing w:before="0" w:after="0"/>
+                          <w:jc w:val="center"/>
+                        </w:pPr>
+                        <w:r>
+                          <w:rPr>
+                            <w:rFonts w:ascii="Georgia" w:hAnsi="Georgia" w:cs="Georgia" w:eastAsia="Georgia"/>
+                            <w:b w:val="0"/>
+                            <w:i w:val="0"/>
+                            <w:color w:val="883A2D"/>
+                            <w:sz w:val="22"/>
+                          </w:rPr>
+                          <w:t>Becki &amp; Jase  ·  29th of August 2026</w:t>
+                        </w:r>
+                      </w:p>
+                    </w:txbxContent>
+                  </wps:txbx>
+                  <wps:bodyPr rot="0" spcFirstLastPara="0" vert="horz" wrap="square" lIns="0" tIns="0" rIns="0" bIns="0" numCol="1" anchor="ctr" anchorCtr="0" upright="0">
+                    <a:noAutofit/>
+                  </wps:bodyPr>
+                </wps:wsp>
+              </a:graphicData>
+            </a:graphic>
+          </wp:anchor>
+        </w:drawing>
       </w:r>
     </w:p>
     <w:p>
       <w:pPr>
-        <w:spacing w:before="0" w:after="100"/>
-        <w:jc w:val="center"/>
+        <w:spacing w:before="0" w:after="0" w:line="20" w:lineRule="exact"/>
       </w:pPr>
       <w:r>
         <w:rPr>
-          <w:rFonts w:ascii="Georgia" w:hAnsi="Georgia" w:cs="Georgia" w:eastAsia="Georgia"/>
-          <w:b/>
-          <w:i w:val="0"/>
-          <w:color w:val="222D2A"/>
-          <w:sz w:val="38"/>
+          <w:sz w:val="2"/>
+          <w:noProof/>
         </w:rPr>
-        <w:t>A Little Something to remember the day</w:t>
-      </w:r>
-    </w:p>
-    <w:p>
-      <w:pPr>
-        <w:spacing w:before="80" w:after="200"/>
-        <w:jc w:val="center"/>
-      </w:pPr>
-      <w:r>
-        <w:rPr>
-          <w:rFonts w:ascii="Georgia" w:hAnsi="Georgia" w:cs="Georgia" w:eastAsia="Georgia"/>
-          <w:b w:val="0"/>
-          <w:i w:val="0"/>
-          <w:color w:val="2C5D63"/>
-          <w:sz w:val="24"/>
-          <w:spacing w:val="60"/>
-        </w:rPr>
-        <w:t>· · ·</w:t>
-      </w:r>
-    </w:p>
-    <w:p>
-      <w:pPr>
-        <w:spacing w:before="0" w:after="200"/>
-        <w:jc w:val="center"/>
-      </w:pPr>
-      <w:r>
-        <w:rPr>
-          <w:rFonts w:ascii="Garamond" w:hAnsi="Garamond" w:cs="Garamond" w:eastAsia="Garamond"/>
-          <w:b w:val="0"/>
-          <w:i w:val="0"/>
-          <w:color w:val="222D2A"/>
-          <w:sz w:val="25"/>
-        </w:rPr>
-        <w:t>Please take one or two home!</w:t>
-      </w:r>
-    </w:p>
-    <w:p>
-      <w:pPr>
-        <w:spacing w:before="80" w:after="200"/>
-        <w:jc w:val="center"/>
-      </w:pPr>
-      <w:r>
-        <w:rPr>
-          <w:rFonts w:ascii="Georgia" w:hAnsi="Georgia" w:cs="Georgia" w:eastAsia="Georgia"/>
-          <w:b w:val="0"/>
-          <w:i w:val="0"/>
-          <w:color w:val="2C5D63"/>
-          <w:sz w:val="24"/>
-          <w:spacing w:val="60"/>
-        </w:rPr>
-        <w:t>· · ·</w:t>
-      </w:r>
-    </w:p>
-    <w:p>
-      <w:pPr>
-        <w:spacing w:before="0" w:after="0"/>
-        <w:jc w:val="center"/>
-      </w:pPr>
-      <w:r>
-        <w:rPr>
-          <w:rFonts w:ascii="Georgia" w:hAnsi="Georgia" w:cs="Georgia" w:eastAsia="Georgia"/>
-          <w:b w:val="0"/>
-          <w:i w:val="0"/>
-          <w:color w:val="883A2D"/>
-          <w:sz w:val="20"/>
-        </w:rPr>
-        <w:t>Becki &amp; Jase  ·  29th of August 2026</w:t>
+        <w:drawing>
+          <wp:anchor distT="0" distB="0" distL="0" distR="0" simplePos="0" relativeHeight="10" behindDoc="0" locked="0" layoutInCell="0" allowOverlap="1">
+            <wp:simplePos x="0" y="0"/>
+            <wp:positionH relativeFrom="page">
+              <wp:posOffset>873032</wp:posOffset>
+            </wp:positionH>
+            <wp:positionV relativeFrom="page">
+              <wp:posOffset>1188155</wp:posOffset>
+            </wp:positionV>
+            <wp:extent cx="3600000" cy="5184000"/>
+            <wp:effectExtent l="0" t="0" r="0" b="0"/>
+            <wp:wrapNone/>
+            <wp:docPr id="131" name="Card 131"/>
+            <wp:cNvGraphicFramePr/>
+            <a:graphic xmlns:a="http://schemas.openxmlformats.org/drawingml/2006/main">
+              <a:graphicData uri="http://schemas.microsoft.com/office/word/2010/wordprocessingShape">
+                <wps:wsp>
+                  <wps:cNvSpPr txBox="1"/>
+                  <wps:spPr>
+                    <a:xfrm>
+                      <a:off x="0" y="0"/>
+                      <a:ext cx="3600000" cy="5184000"/>
+                    </a:xfrm>
+                    <a:prstGeom prst="rect">
+                      <a:avLst/>
+                    </a:prstGeom>
+                    <a:noFill/>
+                    <a:ln>
+                      <a:noFill/>
+                    </a:ln>
+                  </wps:spPr>
+                  <wps:txbx>
+                    <w:txbxContent>
+                      <w:p>
+                        <w:pPr>
+                          <w:spacing w:before="0" w:after="160"/>
+                          <w:jc w:val="center"/>
+                        </w:pPr>
+                        <w:r>
+                          <w:rPr>
+                            <w:rFonts w:ascii="Georgia" w:hAnsi="Georgia" w:cs="Georgia" w:eastAsia="Georgia"/>
+                            <w:b w:val="0"/>
+                            <w:i w:val="0"/>
+                            <w:color w:val="2C5D63"/>
+                            <w:sz w:val="20"/>
+                            <w:spacing w:val="52"/>
+                            <w:caps w:val="1"/>
+                          </w:rPr>
+                          <w:t>With our thanks</w:t>
+                        </w:r>
+                      </w:p>
+                      <w:p>
+                        <w:pPr>
+                          <w:spacing w:before="0" w:after="120"/>
+                          <w:jc w:val="center"/>
+                        </w:pPr>
+                        <w:r>
+                          <w:rPr>
+                            <w:rFonts w:ascii="Georgia" w:hAnsi="Georgia" w:cs="Georgia" w:eastAsia="Georgia"/>
+                            <w:b/>
+                            <w:i w:val="0"/>
+                            <w:color w:val="222D2A"/>
+                            <w:sz w:val="68"/>
+                          </w:rPr>
+                          <w:t>A Little Something to remember the day</w:t>
+                        </w:r>
+                      </w:p>
+                      <w:p>
+                        <w:pPr>
+                          <w:spacing w:before="80" w:after="200"/>
+                          <w:jc w:val="center"/>
+                        </w:pPr>
+                        <w:r>
+                          <w:rPr>
+                            <w:rFonts w:ascii="Georgia" w:hAnsi="Georgia" w:cs="Georgia" w:eastAsia="Georgia"/>
+                            <w:b w:val="0"/>
+                            <w:i w:val="0"/>
+                            <w:color w:val="2C5D63"/>
+                            <w:sz w:val="24"/>
+                            <w:spacing w:val="60"/>
+                          </w:rPr>
+                          <w:t>· · ·</w:t>
+                        </w:r>
+                      </w:p>
+                      <w:p>
+                        <w:pPr>
+                          <w:spacing w:before="0" w:after="240"/>
+                          <w:jc w:val="center"/>
+                        </w:pPr>
+                        <w:r>
+                          <w:rPr>
+                            <w:rFonts w:ascii="Garamond" w:hAnsi="Garamond" w:cs="Garamond" w:eastAsia="Garamond"/>
+                            <w:b w:val="0"/>
+                            <w:i w:val="0"/>
+                            <w:color w:val="222D2A"/>
+                            <w:sz w:val="30"/>
+                          </w:rPr>
+                          <w:t>Please take one or two home!</w:t>
+                        </w:r>
+                      </w:p>
+                      <w:p>
+                        <w:pPr>
+                          <w:spacing w:before="80" w:after="200"/>
+                          <w:jc w:val="center"/>
+                        </w:pPr>
+                        <w:r>
+                          <w:rPr>
+                            <w:rFonts w:ascii="Georgia" w:hAnsi="Georgia" w:cs="Georgia" w:eastAsia="Georgia"/>
+                            <w:b w:val="0"/>
+                            <w:i w:val="0"/>
+                            <w:color w:val="2C5D63"/>
+                            <w:sz w:val="24"/>
+                            <w:spacing w:val="60"/>
+                          </w:rPr>
+                          <w:t>· · ·</w:t>
+                        </w:r>
+                      </w:p>
+                      <w:p>
+                        <w:pPr>
+                          <w:spacing w:before="0" w:after="0"/>
+                          <w:jc w:val="center"/>
+                        </w:pPr>
+                        <w:r>
+                          <w:rPr>
+                            <w:rFonts w:ascii="Georgia" w:hAnsi="Georgia" w:cs="Georgia" w:eastAsia="Georgia"/>
+                            <w:b w:val="0"/>
+                            <w:i w:val="0"/>
+                            <w:color w:val="883A2D"/>
+                            <w:sz w:val="22"/>
+                          </w:rPr>
+                          <w:t>Becki &amp; Jase  ·  29th of August 2026</w:t>
+                        </w:r>
+                      </w:p>
+                    </w:txbxContent>
+                  </wps:txbx>
+                  <wps:bodyPr rot="0" spcFirstLastPara="0" vert="horz" wrap="square" lIns="0" tIns="0" rIns="0" bIns="0" numCol="1" anchor="ctr" anchorCtr="0" upright="0">
+                    <a:noAutofit/>
+                  </wps:bodyPr>
+                </wps:wsp>
+              </a:graphicData>
+            </a:graphic>
+          </wp:anchor>
+        </w:drawing>
       </w:r>
     </w:p>
     <w:sectPr>
       <w:headerReference w:type="default" r:id="rId9"/>
-      <w:pgSz w:w="8391" w:h="11906"/>
-      <w:pgMar w:top="1984" w:right="1361" w:bottom="1984" w:left="1361" w:header="510" w:footer="510" w:gutter="0"/>
+      <w:pgSz w:w="16838" w:h="11906" w:orient="landscape"/>
+      <w:pgMar w:top="0" w:right="0" w:bottom="0" w:left="0" w:header="510" w:footer="510" w:gutter="0"/>
       <w:cols w:space="720"/>
       <w:docGrid w:linePitch="360"/>
-      <w:vAlign w:val="center"/>
     </w:sectPr>
   </w:body>
 </w:document>
@@ -130,7 +342,7 @@
         <wp:anchor distT="0" distB="0" distL="0" distR="0" simplePos="0" relativeHeight="0" behindDoc="1" locked="0" layoutInCell="1" allowOverlap="1">
           <wp:simplePos x="0" y="0"/>
           <wp:positionH relativeFrom="page">
-            <wp:posOffset>180142</wp:posOffset>
+            <wp:posOffset>189032</wp:posOffset>
           </wp:positionH>
           <wp:positionV relativeFrom="page">
             <wp:posOffset>396155</wp:posOffset>
@@ -139,6 +351,50 @@
           <wp:effectExtent l="0" t="0" r="0" b="0"/>
           <wp:wrapNone/>
           <wp:docPr id="31" name="Trim 31"/>
+          <wp:cNvGraphicFramePr/>
+          <a:graphic xmlns:a="http://schemas.openxmlformats.org/drawingml/2006/main" xmlns:pic="http://schemas.openxmlformats.org/drawingml/2006/picture">
+            <a:graphicData uri="http://schemas.openxmlformats.org/drawingml/2006/picture">
+              <pic:pic>
+                <pic:nvPicPr>
+                  <pic:cNvPr id="0" name="image.png"/>
+                  <pic:cNvPicPr/>
+                </pic:nvPicPr>
+                <pic:blipFill>
+                  <a:blip r:embed="rId1"/>
+                  <a:stretch>
+                    <a:fillRect/>
+                  </a:stretch>
+                </pic:blipFill>
+                <pic:spPr>
+                  <a:xfrm>
+                    <a:off x="0" y="0"/>
+                    <a:ext cx="4968000" cy="6768000"/>
+                  </a:xfrm>
+                  <a:prstGeom prst="rect"/>
+                </pic:spPr>
+              </pic:pic>
+            </a:graphicData>
+          </a:graphic>
+        </wp:anchor>
+      </w:drawing>
+    </w:r>
+    <w:r>
+      <w:rPr>
+        <w:sz w:val="2"/>
+      </w:rPr>
+      <w:drawing>
+        <wp:anchor distT="0" distB="0" distL="0" distR="0" simplePos="0" relativeHeight="0" behindDoc="1" locked="0" layoutInCell="1" allowOverlap="1">
+          <wp:simplePos x="0" y="0"/>
+          <wp:positionH relativeFrom="page">
+            <wp:posOffset>5535097</wp:posOffset>
+          </wp:positionH>
+          <wp:positionV relativeFrom="page">
+            <wp:posOffset>396155</wp:posOffset>
+          </wp:positionV>
+          <wp:extent cx="4968000" cy="6768000"/>
+          <wp:effectExtent l="0" t="0" r="0" b="0"/>
+          <wp:wrapNone/>
+          <wp:docPr id="32" name="Trim 32"/>
           <wp:cNvGraphicFramePr/>
           <a:graphic xmlns:a="http://schemas.openxmlformats.org/drawingml/2006/main" xmlns:pic="http://schemas.openxmlformats.org/drawingml/2006/picture">
             <a:graphicData uri="http://schemas.openxmlformats.org/drawingml/2006/picture">
